--- a/Dottorato/Elenco_pubblicazioni_Micozzi.docx
+++ b/Dottorato/Elenco_pubblicazioni_Micozzi.docx
@@ -1331,7 +1331,7 @@
         <w:t xml:space="preserve">Relazione per l’audizione. Schema di decreto legislativo A.G. n. 418, impiego dell’intelligenza artificiale nelle attività di polizia</w:t>
       </w:r>
       <w:r>
-        <w:t xml:space="preserve">, 22 luglio 2026.</w:t>
+        <w:t xml:space="preserve">, audizione informale presso le Commissioni riunite I (Affari costituzionali) e II (Giustizia) della Camera dei deputati, 22 luglio 2026.</w:t>
       </w:r>
     </w:p>
     <w:p>

--- a/Dottorato/Elenco_pubblicazioni_Micozzi.docx
+++ b/Dottorato/Elenco_pubblicazioni_Micozzi.docx
@@ -1331,7 +1331,7 @@
         <w:t xml:space="preserve">Relazione per l’audizione. Schema di decreto legislativo A.G. n. 418, impiego dell’intelligenza artificiale nelle attività di polizia</w:t>
       </w:r>
       <w:r>
-        <w:t xml:space="preserve">, audizione informale presso le Commissioni riunite I (Affari costituzionali) e II (Giustizia) della Camera dei deputati, 22 luglio 2026.</w:t>
+        <w:t xml:space="preserve">, audizione informale presso la XIV Commissione (Politiche dell’Unione europea) della Camera dei deputati, 22 luglio 2026.</w:t>
       </w:r>
     </w:p>
     <w:p>
